--- a/applications/Interstellar_Lab_Senior_Mechanical_Design_Engineer_Paris/Arunabha_Majumder_Interstellar_Lab_Cover_Letter.docx
+++ b/applications/Interstellar_Lab_Senior_Mechanical_Design_Engineer_Paris/Arunabha_Majumder_Interstellar_Lab_Cover_Letter.docx
@@ -161,7 +161,7 @@
           <w:b w:val="0"/>
           <w:i w:val="0"/>
         </w:rPr>
-        <w:t>I am happiest in the lab with the hardware in front of me. I built custom test rigs, an Arduino-based trigger to sync a 5-bar robot with Qualisys motion capture, and collected data from 12 participants to check the design on real people. In my Bachelor's capstone I did the CAD, machining and assembly of a rehab exoskeleton myself.</w:t>
+        <w:t>I am happiest in the lab with the hardware in front of me. I built custom test rigs, implemented an Arduino-based trigger to sync a 5-bar robot with Qualisys motion capture, and collected data from 12 participants to check the design on real people. In my Bachelor's capstone I did the CAD, machining and assembly of a rehab exoskeleton myself.</w:t>
       </w:r>
     </w:p>
     <w:p>
